--- a/samples/reclamation_certificate_rendered.docx
+++ b/samples/reclamation_certificate_rendered.docx
@@ -48,7 +48,11 @@
         <w:br/>
         <w:t xml:space="preserve"/>
         <w:br/>
-        <w:t xml:space="preserve">A Phase II ESA is not required for the drilling waste.  A site visit has been completed.</w:t>
+        <w:t xml:space="preserve">DWDA scope: option 1 minimal; 30.0% complete (3/10 items). Salinity within DWDA: Equivalent Salinity Guidelines. Other COPCs in DWDA and remainder of lease: Alberta Tier 1/2. Calculations: No DWDA calculation inputs present.</w:t>
+        <w:br/>
+        <w:t xml:space="preserve"/>
+        <w:br/>
+        <w:t xml:space="preserve">A Phase II ESA is required for the drilling waste.  A site visit has been completed.</w:t>
         <w:br/>
         <w:t xml:space="preserve"/>
         <w:br/>
